--- a/manuscript/main.docx
+++ b/manuscript/main.docx
@@ -1040,7 +1040,7 @@
         <w:rPr>
           <w:sz w:val="21"/>
         </w:rPr>
-        <w:t>). Journal articles predominate, with conference papers and preprints concentrated in the machine-learning literature. The median citation count is 18 (IQR 3–71), reflecting a mixture of recent applications and a small number of heavily cited methodological anchors.</w:t>
+        <w:t>). Journal articles predominate, with conference papers and preprints concentrated in the machine-learning literature. The median citation count is 18 (IQR 3–70), reflecting a mixture of recent applications and a small number of heavily cited methodological anchors.</w:t>
       </w:r>
     </w:p>
     <w:p>
